--- a/Pipeline_0_PAB.docx
+++ b/Pipeline_0_PAB.docx
@@ -9835,6 +9835,9 @@
         <w:ind w:right="207" w:firstLine="298"/>
       </w:pPr>
       <w:r>
+        <w:rPr>
+          <w:noProof/>
+        </w:rPr>
         <w:lastRenderedPageBreak/>
         <w:drawing>
           <wp:inline distT="0" distB="0" distL="0" distR="0" wp14:anchorId="12305449" wp14:editId="64131081">
@@ -10976,6 +10979,9 @@
         <w:ind w:left="299"/>
       </w:pPr>
       <w:r>
+        <w:rPr>
+          <w:noProof/>
+        </w:rPr>
         <w:lastRenderedPageBreak/>
         <w:drawing>
           <wp:inline distT="0" distB="0" distL="0" distR="0" wp14:anchorId="2500F50F" wp14:editId="3FF65D03">
@@ -11021,6 +11027,9 @@
         <w:ind w:left="299"/>
       </w:pPr>
       <w:r>
+        <w:rPr>
+          <w:noProof/>
+        </w:rPr>
         <w:drawing>
           <wp:inline distT="0" distB="0" distL="0" distR="0" wp14:anchorId="73F01B65" wp14:editId="0908C6A8">
             <wp:extent cx="6393815" cy="1459865"/>
@@ -12056,6 +12065,9 @@
         <w:spacing w:line="247" w:lineRule="auto"/>
       </w:pPr>
       <w:r>
+        <w:rPr>
+          <w:noProof/>
+        </w:rPr>
         <w:lastRenderedPageBreak/>
         <w:drawing>
           <wp:inline distT="0" distB="0" distL="0" distR="0" wp14:anchorId="5D84912A" wp14:editId="5D37256A">
@@ -12138,6 +12150,7 @@
         <w:rPr>
           <w:i/>
           <w:iCs/>
+          <w:noProof/>
           <w:color w:val="4F81BD" w:themeColor="accent1"/>
         </w:rPr>
         <w:drawing>
@@ -12193,15 +12206,7 @@
           <w:iCs/>
           <w:color w:val="4F81BD" w:themeColor="accent1"/>
         </w:rPr>
-        <w:t xml:space="preserve">Actualización método </w:t>
-      </w:r>
-      <w:r>
-        <w:rPr>
-          <w:i/>
-          <w:iCs/>
-          <w:color w:val="4F81BD" w:themeColor="accent1"/>
-        </w:rPr>
-        <w:t>load</w:t>
+        <w:t>Actualización método load</w:t>
       </w:r>
     </w:p>
     <w:p>
@@ -12234,6 +12239,7 @@
         <w:rPr>
           <w:i/>
           <w:iCs/>
+          <w:noProof/>
           <w:color w:val="4F81BD" w:themeColor="accent1"/>
         </w:rPr>
         <w:lastRenderedPageBreak/>
@@ -13026,6 +13032,59 @@
     </w:p>
     <w:p>
       <w:pPr>
+        <w:pStyle w:val="Prrafodelista"/>
+        <w:tabs>
+          <w:tab w:val="left" w:pos="498"/>
+        </w:tabs>
+        <w:spacing w:before="164"/>
+        <w:ind w:firstLine="0"/>
+        <w:rPr>
+          <w:sz w:val="20"/>
+        </w:rPr>
+      </w:pPr>
+      <w:r>
+        <w:rPr>
+          <w:sz w:val="20"/>
+        </w:rPr>
+        <w:drawing>
+          <wp:inline distT="0" distB="0" distL="0" distR="0" wp14:anchorId="7B6ECAA7" wp14:editId="2F42C809">
+            <wp:extent cx="6393815" cy="3004820"/>
+            <wp:effectExtent l="0" t="0" r="6985" b="5080"/>
+            <wp:docPr id="1476761948" name="Imagen 1"/>
+            <wp:cNvGraphicFramePr>
+              <a:graphicFrameLocks xmlns:a="http://schemas.openxmlformats.org/drawingml/2006/main" noChangeAspect="1"/>
+            </wp:cNvGraphicFramePr>
+            <a:graphic xmlns:a="http://schemas.openxmlformats.org/drawingml/2006/main">
+              <a:graphicData uri="http://schemas.openxmlformats.org/drawingml/2006/picture">
+                <pic:pic xmlns:pic="http://schemas.openxmlformats.org/drawingml/2006/picture">
+                  <pic:nvPicPr>
+                    <pic:cNvPr id="1476761948" name=""/>
+                    <pic:cNvPicPr/>
+                  </pic:nvPicPr>
+                  <pic:blipFill>
+                    <a:blip r:embed="rId26"/>
+                    <a:stretch>
+                      <a:fillRect/>
+                    </a:stretch>
+                  </pic:blipFill>
+                  <pic:spPr>
+                    <a:xfrm>
+                      <a:off x="0" y="0"/>
+                      <a:ext cx="6393815" cy="3004820"/>
+                    </a:xfrm>
+                    <a:prstGeom prst="rect">
+                      <a:avLst/>
+                    </a:prstGeom>
+                  </pic:spPr>
+                </pic:pic>
+              </a:graphicData>
+            </a:graphic>
+          </wp:inline>
+        </w:drawing>
+      </w:r>
+    </w:p>
+    <w:p>
+      <w:pPr>
         <w:pStyle w:val="Textoindependiente"/>
         <w:spacing w:before="167" w:line="247" w:lineRule="auto"/>
         <w:ind w:right="423" w:firstLine="298"/>
@@ -13703,6 +13762,60 @@
     </w:p>
     <w:p>
       <w:pPr>
+        <w:pStyle w:val="Prrafodelista"/>
+        <w:tabs>
+          <w:tab w:val="left" w:pos="498"/>
+        </w:tabs>
+        <w:spacing w:before="168"/>
+        <w:ind w:firstLine="0"/>
+        <w:rPr>
+          <w:sz w:val="20"/>
+        </w:rPr>
+      </w:pPr>
+      <w:r>
+        <w:rPr>
+          <w:sz w:val="20"/>
+        </w:rPr>
+        <w:lastRenderedPageBreak/>
+        <w:drawing>
+          <wp:inline distT="0" distB="0" distL="0" distR="0" wp14:anchorId="484ECD50" wp14:editId="18C87AF2">
+            <wp:extent cx="6393815" cy="5997575"/>
+            <wp:effectExtent l="0" t="0" r="6985" b="3175"/>
+            <wp:docPr id="806405192" name="Imagen 1"/>
+            <wp:cNvGraphicFramePr>
+              <a:graphicFrameLocks xmlns:a="http://schemas.openxmlformats.org/drawingml/2006/main" noChangeAspect="1"/>
+            </wp:cNvGraphicFramePr>
+            <a:graphic xmlns:a="http://schemas.openxmlformats.org/drawingml/2006/main">
+              <a:graphicData uri="http://schemas.openxmlformats.org/drawingml/2006/picture">
+                <pic:pic xmlns:pic="http://schemas.openxmlformats.org/drawingml/2006/picture">
+                  <pic:nvPicPr>
+                    <pic:cNvPr id="806405192" name=""/>
+                    <pic:cNvPicPr/>
+                  </pic:nvPicPr>
+                  <pic:blipFill>
+                    <a:blip r:embed="rId27"/>
+                    <a:stretch>
+                      <a:fillRect/>
+                    </a:stretch>
+                  </pic:blipFill>
+                  <pic:spPr>
+                    <a:xfrm>
+                      <a:off x="0" y="0"/>
+                      <a:ext cx="6393815" cy="5997575"/>
+                    </a:xfrm>
+                    <a:prstGeom prst="rect">
+                      <a:avLst/>
+                    </a:prstGeom>
+                  </pic:spPr>
+                </pic:pic>
+              </a:graphicData>
+            </a:graphic>
+          </wp:inline>
+        </w:drawing>
+      </w:r>
+    </w:p>
+    <w:p>
+      <w:pPr>
         <w:pStyle w:val="Textoindependiente"/>
         <w:spacing w:before="169"/>
         <w:ind w:left="299"/>
@@ -14926,6 +15039,44 @@
         <w:pStyle w:val="Textoindependiente"/>
         <w:spacing w:before="55"/>
       </w:pPr>
+      <w:r>
+        <w:lastRenderedPageBreak/>
+        <w:drawing>
+          <wp:inline distT="0" distB="0" distL="0" distR="0" wp14:anchorId="1D087FF3" wp14:editId="2FC95A1D">
+            <wp:extent cx="6393815" cy="3904615"/>
+            <wp:effectExtent l="0" t="0" r="6985" b="635"/>
+            <wp:docPr id="1660094827" name="Imagen 1"/>
+            <wp:cNvGraphicFramePr>
+              <a:graphicFrameLocks xmlns:a="http://schemas.openxmlformats.org/drawingml/2006/main" noChangeAspect="1"/>
+            </wp:cNvGraphicFramePr>
+            <a:graphic xmlns:a="http://schemas.openxmlformats.org/drawingml/2006/main">
+              <a:graphicData uri="http://schemas.openxmlformats.org/drawingml/2006/picture">
+                <pic:pic xmlns:pic="http://schemas.openxmlformats.org/drawingml/2006/picture">
+                  <pic:nvPicPr>
+                    <pic:cNvPr id="1660094827" name=""/>
+                    <pic:cNvPicPr/>
+                  </pic:nvPicPr>
+                  <pic:blipFill>
+                    <a:blip r:embed="rId28"/>
+                    <a:stretch>
+                      <a:fillRect/>
+                    </a:stretch>
+                  </pic:blipFill>
+                  <pic:spPr>
+                    <a:xfrm>
+                      <a:off x="0" y="0"/>
+                      <a:ext cx="6393815" cy="3904615"/>
+                    </a:xfrm>
+                    <a:prstGeom prst="rect">
+                      <a:avLst/>
+                    </a:prstGeom>
+                  </pic:spPr>
+                </pic:pic>
+              </a:graphicData>
+            </a:graphic>
+          </wp:inline>
+        </w:drawing>
+      </w:r>
     </w:p>
     <w:p>
       <w:pPr>
@@ -15334,6 +15485,59 @@
     </w:p>
     <w:p>
       <w:pPr>
+        <w:pStyle w:val="Prrafodelista"/>
+        <w:tabs>
+          <w:tab w:val="left" w:pos="498"/>
+        </w:tabs>
+        <w:spacing w:before="167"/>
+        <w:ind w:firstLine="0"/>
+        <w:rPr>
+          <w:sz w:val="20"/>
+        </w:rPr>
+      </w:pPr>
+      <w:r>
+        <w:rPr>
+          <w:sz w:val="20"/>
+        </w:rPr>
+        <w:drawing>
+          <wp:inline distT="0" distB="0" distL="0" distR="0" wp14:anchorId="17D8FC95" wp14:editId="6DB4A063">
+            <wp:extent cx="6393815" cy="2694305"/>
+            <wp:effectExtent l="0" t="0" r="6985" b="0"/>
+            <wp:docPr id="1893602175" name="Imagen 1"/>
+            <wp:cNvGraphicFramePr>
+              <a:graphicFrameLocks xmlns:a="http://schemas.openxmlformats.org/drawingml/2006/main" noChangeAspect="1"/>
+            </wp:cNvGraphicFramePr>
+            <a:graphic xmlns:a="http://schemas.openxmlformats.org/drawingml/2006/main">
+              <a:graphicData uri="http://schemas.openxmlformats.org/drawingml/2006/picture">
+                <pic:pic xmlns:pic="http://schemas.openxmlformats.org/drawingml/2006/picture">
+                  <pic:nvPicPr>
+                    <pic:cNvPr id="1893602175" name=""/>
+                    <pic:cNvPicPr/>
+                  </pic:nvPicPr>
+                  <pic:blipFill>
+                    <a:blip r:embed="rId29"/>
+                    <a:stretch>
+                      <a:fillRect/>
+                    </a:stretch>
+                  </pic:blipFill>
+                  <pic:spPr>
+                    <a:xfrm>
+                      <a:off x="0" y="0"/>
+                      <a:ext cx="6393815" cy="2694305"/>
+                    </a:xfrm>
+                    <a:prstGeom prst="rect">
+                      <a:avLst/>
+                    </a:prstGeom>
+                  </pic:spPr>
+                </pic:pic>
+              </a:graphicData>
+            </a:graphic>
+          </wp:inline>
+        </w:drawing>
+      </w:r>
+    </w:p>
+    <w:p>
+      <w:pPr>
         <w:pStyle w:val="Textoindependiente"/>
         <w:spacing w:before="65"/>
       </w:pPr>
@@ -15675,6 +15879,279 @@
           <w:sz w:val="20"/>
         </w:rPr>
         <w:t>final.</w:t>
+      </w:r>
+    </w:p>
+    <w:p>
+      <w:pPr>
+        <w:pStyle w:val="Prrafodelista"/>
+        <w:tabs>
+          <w:tab w:val="left" w:pos="498"/>
+        </w:tabs>
+        <w:spacing w:before="169"/>
+        <w:ind w:firstLine="0"/>
+        <w:rPr>
+          <w:sz w:val="20"/>
+        </w:rPr>
+      </w:pPr>
+      <w:r>
+        <w:rPr>
+          <w:sz w:val="20"/>
+        </w:rPr>
+        <w:lastRenderedPageBreak/>
+        <w:drawing>
+          <wp:inline distT="0" distB="0" distL="0" distR="0" wp14:anchorId="05B11860" wp14:editId="64003CF0">
+            <wp:extent cx="6393815" cy="2426970"/>
+            <wp:effectExtent l="0" t="0" r="6985" b="0"/>
+            <wp:docPr id="1776324306" name="Imagen 1"/>
+            <wp:cNvGraphicFramePr>
+              <a:graphicFrameLocks xmlns:a="http://schemas.openxmlformats.org/drawingml/2006/main" noChangeAspect="1"/>
+            </wp:cNvGraphicFramePr>
+            <a:graphic xmlns:a="http://schemas.openxmlformats.org/drawingml/2006/main">
+              <a:graphicData uri="http://schemas.openxmlformats.org/drawingml/2006/picture">
+                <pic:pic xmlns:pic="http://schemas.openxmlformats.org/drawingml/2006/picture">
+                  <pic:nvPicPr>
+                    <pic:cNvPr id="1776324306" name=""/>
+                    <pic:cNvPicPr/>
+                  </pic:nvPicPr>
+                  <pic:blipFill>
+                    <a:blip r:embed="rId30"/>
+                    <a:stretch>
+                      <a:fillRect/>
+                    </a:stretch>
+                  </pic:blipFill>
+                  <pic:spPr>
+                    <a:xfrm>
+                      <a:off x="0" y="0"/>
+                      <a:ext cx="6393815" cy="2426970"/>
+                    </a:xfrm>
+                    <a:prstGeom prst="rect">
+                      <a:avLst/>
+                    </a:prstGeom>
+                  </pic:spPr>
+                </pic:pic>
+              </a:graphicData>
+            </a:graphic>
+          </wp:inline>
+        </w:drawing>
+      </w:r>
+    </w:p>
+    <w:p>
+      <w:pPr>
+        <w:pStyle w:val="Prrafodelista"/>
+        <w:tabs>
+          <w:tab w:val="left" w:pos="498"/>
+        </w:tabs>
+        <w:spacing w:before="169"/>
+        <w:ind w:firstLine="0"/>
+        <w:rPr>
+          <w:i/>
+          <w:iCs/>
+          <w:color w:val="4F81BD" w:themeColor="accent1"/>
+          <w:sz w:val="20"/>
+        </w:rPr>
+      </w:pPr>
+      <w:r>
+        <w:rPr>
+          <w:i/>
+          <w:iCs/>
+          <w:color w:val="4F81BD" w:themeColor="accent1"/>
+          <w:sz w:val="20"/>
+        </w:rPr>
+        <w:t>Actualización método classify_and_normalize</w:t>
+      </w:r>
+    </w:p>
+    <w:p>
+      <w:pPr>
+        <w:pStyle w:val="Prrafodelista"/>
+        <w:tabs>
+          <w:tab w:val="left" w:pos="498"/>
+        </w:tabs>
+        <w:spacing w:before="169"/>
+        <w:ind w:firstLine="0"/>
+        <w:rPr>
+          <w:sz w:val="20"/>
+        </w:rPr>
+      </w:pPr>
+      <w:r>
+        <w:rPr>
+          <w:sz w:val="20"/>
+        </w:rPr>
+        <w:drawing>
+          <wp:inline distT="0" distB="0" distL="0" distR="0" wp14:anchorId="4E6CE156" wp14:editId="6F095469">
+            <wp:extent cx="6393815" cy="4039235"/>
+            <wp:effectExtent l="0" t="0" r="6985" b="0"/>
+            <wp:docPr id="184916347" name="Imagen 1"/>
+            <wp:cNvGraphicFramePr>
+              <a:graphicFrameLocks xmlns:a="http://schemas.openxmlformats.org/drawingml/2006/main" noChangeAspect="1"/>
+            </wp:cNvGraphicFramePr>
+            <a:graphic xmlns:a="http://schemas.openxmlformats.org/drawingml/2006/main">
+              <a:graphicData uri="http://schemas.openxmlformats.org/drawingml/2006/picture">
+                <pic:pic xmlns:pic="http://schemas.openxmlformats.org/drawingml/2006/picture">
+                  <pic:nvPicPr>
+                    <pic:cNvPr id="184916347" name=""/>
+                    <pic:cNvPicPr/>
+                  </pic:nvPicPr>
+                  <pic:blipFill>
+                    <a:blip r:embed="rId31"/>
+                    <a:stretch>
+                      <a:fillRect/>
+                    </a:stretch>
+                  </pic:blipFill>
+                  <pic:spPr>
+                    <a:xfrm>
+                      <a:off x="0" y="0"/>
+                      <a:ext cx="6393815" cy="4039235"/>
+                    </a:xfrm>
+                    <a:prstGeom prst="rect">
+                      <a:avLst/>
+                    </a:prstGeom>
+                  </pic:spPr>
+                </pic:pic>
+              </a:graphicData>
+            </a:graphic>
+          </wp:inline>
+        </w:drawing>
+      </w:r>
+    </w:p>
+    <w:p>
+      <w:pPr>
+        <w:pStyle w:val="Prrafodelista"/>
+        <w:tabs>
+          <w:tab w:val="left" w:pos="498"/>
+        </w:tabs>
+        <w:spacing w:before="169"/>
+        <w:ind w:firstLine="0"/>
+        <w:rPr>
+          <w:sz w:val="20"/>
+        </w:rPr>
+      </w:pPr>
+      <w:r>
+        <w:rPr>
+          <w:sz w:val="20"/>
+        </w:rPr>
+        <w:drawing>
+          <wp:inline distT="0" distB="0" distL="0" distR="0" wp14:anchorId="4D38F94E" wp14:editId="044352BB">
+            <wp:extent cx="6393815" cy="2191385"/>
+            <wp:effectExtent l="0" t="0" r="6985" b="0"/>
+            <wp:docPr id="1041780263" name="Imagen 1"/>
+            <wp:cNvGraphicFramePr>
+              <a:graphicFrameLocks xmlns:a="http://schemas.openxmlformats.org/drawingml/2006/main" noChangeAspect="1"/>
+            </wp:cNvGraphicFramePr>
+            <a:graphic xmlns:a="http://schemas.openxmlformats.org/drawingml/2006/main">
+              <a:graphicData uri="http://schemas.openxmlformats.org/drawingml/2006/picture">
+                <pic:pic xmlns:pic="http://schemas.openxmlformats.org/drawingml/2006/picture">
+                  <pic:nvPicPr>
+                    <pic:cNvPr id="1041780263" name=""/>
+                    <pic:cNvPicPr/>
+                  </pic:nvPicPr>
+                  <pic:blipFill>
+                    <a:blip r:embed="rId32"/>
+                    <a:stretch>
+                      <a:fillRect/>
+                    </a:stretch>
+                  </pic:blipFill>
+                  <pic:spPr>
+                    <a:xfrm>
+                      <a:off x="0" y="0"/>
+                      <a:ext cx="6393815" cy="2191385"/>
+                    </a:xfrm>
+                    <a:prstGeom prst="rect">
+                      <a:avLst/>
+                    </a:prstGeom>
+                  </pic:spPr>
+                </pic:pic>
+              </a:graphicData>
+            </a:graphic>
+          </wp:inline>
+        </w:drawing>
+      </w:r>
+    </w:p>
+    <w:p>
+      <w:pPr>
+        <w:pStyle w:val="Prrafodelista"/>
+        <w:tabs>
+          <w:tab w:val="left" w:pos="498"/>
+        </w:tabs>
+        <w:spacing w:before="169"/>
+        <w:ind w:firstLine="0"/>
+        <w:rPr>
+          <w:sz w:val="20"/>
+        </w:rPr>
+      </w:pPr>
+      <w:r>
+        <w:rPr>
+          <w:sz w:val="20"/>
+        </w:rPr>
+        <w:lastRenderedPageBreak/>
+        <w:drawing>
+          <wp:inline distT="0" distB="0" distL="0" distR="0" wp14:anchorId="3C1293AD" wp14:editId="2FB82F1D">
+            <wp:extent cx="4896533" cy="1257475"/>
+            <wp:effectExtent l="0" t="0" r="0" b="0"/>
+            <wp:docPr id="1026178327" name="Imagen 1"/>
+            <wp:cNvGraphicFramePr>
+              <a:graphicFrameLocks xmlns:a="http://schemas.openxmlformats.org/drawingml/2006/main" noChangeAspect="1"/>
+            </wp:cNvGraphicFramePr>
+            <a:graphic xmlns:a="http://schemas.openxmlformats.org/drawingml/2006/main">
+              <a:graphicData uri="http://schemas.openxmlformats.org/drawingml/2006/picture">
+                <pic:pic xmlns:pic="http://schemas.openxmlformats.org/drawingml/2006/picture">
+                  <pic:nvPicPr>
+                    <pic:cNvPr id="1026178327" name=""/>
+                    <pic:cNvPicPr/>
+                  </pic:nvPicPr>
+                  <pic:blipFill>
+                    <a:blip r:embed="rId33"/>
+                    <a:stretch>
+                      <a:fillRect/>
+                    </a:stretch>
+                  </pic:blipFill>
+                  <pic:spPr>
+                    <a:xfrm>
+                      <a:off x="0" y="0"/>
+                      <a:ext cx="4896533" cy="1257475"/>
+                    </a:xfrm>
+                    <a:prstGeom prst="rect">
+                      <a:avLst/>
+                    </a:prstGeom>
+                  </pic:spPr>
+                </pic:pic>
+              </a:graphicData>
+            </a:graphic>
+          </wp:inline>
+        </w:drawing>
+      </w:r>
+    </w:p>
+    <w:p>
+      <w:pPr>
+        <w:pStyle w:val="Prrafodelista"/>
+        <w:tabs>
+          <w:tab w:val="left" w:pos="498"/>
+        </w:tabs>
+        <w:spacing w:before="169"/>
+        <w:ind w:firstLine="0"/>
+        <w:rPr>
+          <w:i/>
+          <w:iCs/>
+          <w:color w:val="4F81BD" w:themeColor="accent1"/>
+          <w:sz w:val="20"/>
+        </w:rPr>
+      </w:pPr>
+      <w:r>
+        <w:rPr>
+          <w:i/>
+          <w:iCs/>
+          <w:color w:val="4F81BD" w:themeColor="accent1"/>
+          <w:sz w:val="20"/>
+        </w:rPr>
+        <w:t xml:space="preserve">Actualización </w:t>
+      </w:r>
+      <w:r>
+        <w:rPr>
+          <w:i/>
+          <w:iCs/>
+          <w:color w:val="4F81BD" w:themeColor="accent1"/>
+          <w:sz w:val="20"/>
+        </w:rPr>
+        <w:t>de los import</w:t>
       </w:r>
     </w:p>
     <w:sectPr>
